--- a/Kevin_Xu_Resume.docx
+++ b/Kevin_Xu_Resume.docx
@@ -55,7 +55,7 @@
         </w:rPr>
         <w:t xml:space="preserve">321-332-5472  ·  </w:t>
       </w:r>
-      <w:hyperlink w:history="1" r:id="rIdbpoaqhfagp4ugiuoxlghi">
+      <w:hyperlink w:history="1" r:id="rIdync-v2cs14bo9vsdveee0">
         <w:r>
           <w:rPr>
             <w:rFonts w:ascii="Calibri" w:cs="Calibri" w:eastAsia="Calibri" w:hAnsi="Calibri"/>
@@ -75,7 +75,36 @@
         </w:rPr>
         <w:t xml:space="preserve">  ·  </w:t>
       </w:r>
-      <w:hyperlink w:history="1" r:id="rIdlx4iju1ebcv61vy3kxz75">
+      <w:r>
+        <w:rPr>
+          <w:rFonts w:ascii="Calibri" w:cs="Calibri" w:eastAsia="Calibri" w:hAnsi="Calibri"/>
+          <w:b/>
+          <w:bCs/>
+          <w:color w:val="111827"/>
+          <w:sz w:val="20"/>
+          <w:szCs w:val="20"/>
+        </w:rPr>
+        <w:t xml:space="preserve">Portfolio: </w:t>
+      </w:r>
+      <w:hyperlink w:history="1" r:id="rIdpgvn7sinsh805ad6zylpz">
+        <w:r>
+          <w:rPr>
+            <w:rFonts w:ascii="Calibri" w:cs="Calibri" w:eastAsia="Calibri" w:hAnsi="Calibri"/>
+            <w:color w:val="1D4ED8"/>
+            <w:sz w:val="20"/>
+            <w:szCs w:val="20"/>
+            <w:u w:val="single"/>
+          </w:rPr>
+          <w:t xml:space="preserve">kevinxu.dev</w:t>
+        </w:r>
+      </w:hyperlink>
+    </w:p>
+    <w:p>
+      <w:pPr>
+        <w:spacing w:after="80"/>
+        <w:jc w:val="center"/>
+      </w:pPr>
+      <w:hyperlink w:history="1" r:id="rId1eahvphsd3oivwhloyk_n">
         <w:r>
           <w:rPr>
             <w:rFonts w:ascii="Calibri" w:cs="Calibri" w:eastAsia="Calibri" w:hAnsi="Calibri"/>
@@ -95,7 +124,7 @@
         </w:rPr>
         <w:t xml:space="preserve">  ·  </w:t>
       </w:r>
-      <w:hyperlink w:history="1" r:id="rIdqqahpsc_wjjzbp1dnfeie">
+      <w:hyperlink w:history="1" r:id="rIdmxaahonteggkv97xq2ilu">
         <w:r>
           <w:rPr>
             <w:rFonts w:ascii="Calibri" w:cs="Calibri" w:eastAsia="Calibri" w:hAnsi="Calibri"/>
@@ -110,39 +139,10 @@
     </w:p>
     <w:p>
       <w:pPr>
-        <w:spacing w:after="80"/>
-        <w:jc w:val="center"/>
-      </w:pPr>
-      <w:r>
-        <w:rPr>
-          <w:rFonts w:ascii="Calibri" w:cs="Calibri" w:eastAsia="Calibri" w:hAnsi="Calibri"/>
-          <w:b/>
-          <w:bCs/>
-          <w:color w:val="111827"/>
-          <w:sz w:val="20"/>
-          <w:szCs w:val="20"/>
-        </w:rPr>
-        <w:t xml:space="preserve">Portfolio:  </w:t>
-      </w:r>
-      <w:hyperlink w:history="1" r:id="rIdl3fyxkdkfpywp86t4acgt">
-        <w:r>
-          <w:rPr>
-            <w:rFonts w:ascii="Calibri" w:cs="Calibri" w:eastAsia="Calibri" w:hAnsi="Calibri"/>
-            <w:color w:val="1D4ED8"/>
-            <w:sz w:val="20"/>
-            <w:szCs w:val="20"/>
-            <w:u w:val="single"/>
-          </w:rPr>
-          <w:t xml:space="preserve">kevinxu.dev</w:t>
-        </w:r>
-      </w:hyperlink>
-    </w:p>
-    <w:p>
-      <w:pPr>
         <w:pBdr>
           <w:bottom w:val="single" w:color="999999" w:sz="6" w:space="1"/>
         </w:pBdr>
-        <w:spacing w:after="30" w:before="100"/>
+        <w:spacing w:after="20" w:before="75"/>
       </w:pPr>
       <w:r>
         <w:rPr>
@@ -175,7 +175,7 @@
         <w:pBdr>
           <w:bottom w:val="single" w:color="999999" w:sz="6" w:space="1"/>
         </w:pBdr>
-        <w:spacing w:after="30" w:before="100"/>
+        <w:spacing w:after="20" w:before="75"/>
       </w:pPr>
       <w:r>
         <w:rPr>
@@ -327,7 +327,7 @@
         <w:pBdr>
           <w:bottom w:val="single" w:color="999999" w:sz="6" w:space="1"/>
         </w:pBdr>
-        <w:spacing w:after="30" w:before="100"/>
+        <w:spacing w:after="20" w:before="75"/>
       </w:pPr>
       <w:r>
         <w:rPr>
@@ -347,7 +347,7 @@
         <w:tabs>
           <w:tab w:val="right" w:pos="9026"/>
         </w:tabs>
-        <w:spacing w:after="0" w:before="60"/>
+        <w:spacing w:after="0" w:before="40"/>
       </w:pPr>
       <w:r>
         <w:rPr>
@@ -414,7 +414,7 @@
         </w:rPr>
         <w:t xml:space="preserve">React Native · Expo · MongoDB Atlas · Node.js  ·  </w:t>
       </w:r>
-      <w:hyperlink w:history="1" r:id="rIdkjmalc7p50wk137cj6xeg">
+      <w:hyperlink w:history="1" r:id="rIdoz5zmvkxlhgehjkz8ismc">
         <w:r>
           <w:rPr>
             <w:rFonts w:ascii="Calibri" w:cs="Calibri" w:eastAsia="Calibri" w:hAnsi="Calibri"/>
@@ -434,7 +434,7 @@
           <w:ilvl w:val="0"/>
           <w:numId w:val="2"/>
         </w:numPr>
-        <w:spacing w:after="0" w:before="0" w:line="240"/>
+        <w:spacing w:after="2" w:before="2" w:line="240"/>
       </w:pPr>
       <w:r>
         <w:rPr>
@@ -452,7 +452,7 @@
           <w:ilvl w:val="0"/>
           <w:numId w:val="2"/>
         </w:numPr>
-        <w:spacing w:after="0" w:before="0" w:line="240"/>
+        <w:spacing w:after="2" w:before="2" w:line="240"/>
       </w:pPr>
       <w:r>
         <w:rPr>
@@ -462,6 +462,91 @@
         </w:rPr>
         <w:t xml:space="preserve">Designed database schemas, real-time listings, user authentication, and a mobile-first UI tuned for serious players.</w:t>
       </w:r>
+    </w:p>
+    <w:p>
+      <w:pPr>
+        <w:tabs>
+          <w:tab w:val="right" w:pos="9026"/>
+        </w:tabs>
+        <w:spacing w:after="0" w:before="40"/>
+      </w:pPr>
+      <w:r>
+        <w:rPr>
+          <w:rFonts w:ascii="Calibri" w:cs="Calibri" w:eastAsia="Calibri" w:hAnsi="Calibri"/>
+          <w:b/>
+          <w:bCs/>
+          <w:color w:val="111827"/>
+          <w:sz w:val="22"/>
+          <w:szCs w:val="22"/>
+        </w:rPr>
+        <w:t xml:space="preserve">3H Pharmaceuticals Corporate Website</w:t>
+      </w:r>
+      <w:r>
+        <w:rPr>
+          <w:rFonts w:ascii="Calibri" w:cs="Calibri" w:eastAsia="Calibri" w:hAnsi="Calibri"/>
+          <w:sz w:val="20"/>
+          <w:szCs w:val="20"/>
+        </w:rPr>
+        <w:t xml:space="preserve">  </w:t>
+      </w:r>
+      <w:r>
+        <w:rPr>
+          <w:rFonts w:ascii="Calibri" w:cs="Calibri" w:eastAsia="Calibri" w:hAnsi="Calibri"/>
+          <w:i/>
+          <w:iCs/>
+          <w:color w:val="4B5563"/>
+          <w:sz w:val="20"/>
+          <w:szCs w:val="20"/>
+        </w:rPr>
+        <w:t xml:space="preserve">— Developer · 3H Pharmaceuticals</w:t>
+      </w:r>
+      <w:r>
+        <w:rPr>
+          <w:rFonts w:ascii="Calibri" w:cs="Calibri" w:eastAsia="Calibri" w:hAnsi="Calibri"/>
+          <w:sz w:val="20"/>
+          <w:szCs w:val="20"/>
+        </w:rPr>
+        <w:t xml:space="preserve">	</w:t>
+      </w:r>
+      <w:r>
+        <w:rPr>
+          <w:rFonts w:ascii="Calibri" w:cs="Calibri" w:eastAsia="Calibri" w:hAnsi="Calibri"/>
+          <w:i/>
+          <w:iCs/>
+          <w:color w:val="4B5563"/>
+          <w:sz w:val="20"/>
+          <w:szCs w:val="20"/>
+        </w:rPr>
+        <w:t xml:space="preserve">May 2026 – Present</w:t>
+      </w:r>
+    </w:p>
+    <w:p>
+      <w:pPr>
+        <w:spacing w:after="20" w:before="0"/>
+      </w:pPr>
+      <w:r>
+        <w:rPr>
+          <w:rFonts w:ascii="Calibri" w:cs="Calibri" w:eastAsia="Calibri" w:hAnsi="Calibri"/>
+          <w:i/>
+          <w:iCs/>
+          <w:color w:val="4B5563"/>
+          <w:sz w:val="20"/>
+          <w:szCs w:val="20"/>
+        </w:rPr>
+        <w:t xml:space="preserve">Shopify · Liquid · HTML5 · CSS3 · JavaScript  ·  </w:t>
+      </w:r>
+      <w:hyperlink w:history="1" r:id="rIdhteai8dl7muhgxzxzaw1i">
+        <w:r>
+          <w:rPr>
+            <w:rFonts w:ascii="Calibri" w:cs="Calibri" w:eastAsia="Calibri" w:hAnsi="Calibri"/>
+            <w:color w:val="1D4ED8"/>
+            <w:sz w:val="20"/>
+            <w:szCs w:val="20"/>
+            <w:u w:val="single"/>
+          </w:rPr>
+          <w:t xml:space="preserve">3h.life</w:t>
+        </w:r>
+      </w:hyperlink>
     </w:p>
     <w:p>
       <w:pPr>
@@ -470,15 +555,33 @@
           <w:ilvl w:val="0"/>
           <w:numId w:val="2"/>
         </w:numPr>
-        <w:spacing w:after="0" w:before="0" w:line="240"/>
-      </w:pPr>
-      <w:r>
-        <w:rPr>
-          <w:rFonts w:ascii="Calibri" w:cs="Calibri" w:eastAsia="Calibri" w:hAnsi="Calibri"/>
-          <w:sz w:val="20"/>
-          <w:szCs w:val="20"/>
-        </w:rPr>
-        <w:t xml:space="preserve">Independently scoping system design, build, and ongoing iteration without a team or product manager.</w:t>
+        <w:spacing w:after="2" w:before="2" w:line="240"/>
+      </w:pPr>
+      <w:r>
+        <w:rPr>
+          <w:rFonts w:ascii="Calibri" w:cs="Calibri" w:eastAsia="Calibri" w:hAnsi="Calibri"/>
+          <w:sz w:val="20"/>
+          <w:szCs w:val="20"/>
+        </w:rPr>
+        <w:t xml:space="preserve">Built and shipped 3H Pharmaceuticals’ corporate Shopify site, migrating the company from a legacy Wix setup in roughly one week.</w:t>
+      </w:r>
+    </w:p>
+    <w:p>
+      <w:pPr>
+        <w:pStyle w:val="ListParagraph"/>
+        <w:numPr>
+          <w:ilvl w:val="0"/>
+          <w:numId w:val="2"/>
+        </w:numPr>
+        <w:spacing w:after="2" w:before="2" w:line="240"/>
+      </w:pPr>
+      <w:r>
+        <w:rPr>
+          <w:rFonts w:ascii="Calibri" w:cs="Calibri" w:eastAsia="Calibri" w:hAnsi="Calibri"/>
+          <w:sz w:val="20"/>
+          <w:szCs w:val="20"/>
+        </w:rPr>
+        <w:t xml:space="preserve">Hand-wrote every Liquid template and self-designed the page layouts from scratch — no third-party themes or apps.</w:t>
       </w:r>
     </w:p>
     <w:p>
@@ -486,7 +589,7 @@
         <w:tabs>
           <w:tab w:val="right" w:pos="9026"/>
         </w:tabs>
-        <w:spacing w:after="0" w:before="60"/>
+        <w:spacing w:after="0" w:before="40"/>
       </w:pPr>
       <w:r>
         <w:rPr>
@@ -553,7 +656,7 @@
         </w:rPr>
         <w:t xml:space="preserve">Flutter · Firebase · Google Maps API  ·  </w:t>
       </w:r>
-      <w:hyperlink w:history="1" r:id="rIdiwngw-oh6zo9urdzce3fx">
+      <w:hyperlink w:history="1" r:id="rIdojt9eiifamep5yrizawl8">
         <w:r>
           <w:rPr>
             <w:rFonts w:ascii="Calibri" w:cs="Calibri" w:eastAsia="Calibri" w:hAnsi="Calibri"/>
@@ -573,7 +676,7 @@
           <w:ilvl w:val="0"/>
           <w:numId w:val="2"/>
         </w:numPr>
-        <w:spacing w:after="0" w:before="0" w:line="240"/>
+        <w:spacing w:after="2" w:before="2" w:line="240"/>
       </w:pPr>
       <w:r>
         <w:rPr>
@@ -591,7 +694,7 @@
           <w:ilvl w:val="0"/>
           <w:numId w:val="2"/>
         </w:numPr>
-        <w:spacing w:after="0" w:before="0" w:line="240"/>
+        <w:spacing w:after="2" w:before="2" w:line="240"/>
       </w:pPr>
       <w:r>
         <w:rPr>
@@ -609,7 +712,7 @@
           <w:ilvl w:val="0"/>
           <w:numId w:val="2"/>
         </w:numPr>
-        <w:spacing w:after="0" w:before="0" w:line="240"/>
+        <w:spacing w:after="2" w:before="2" w:line="240"/>
       </w:pPr>
       <w:r>
         <w:rPr>
@@ -625,7 +728,7 @@
         <w:tabs>
           <w:tab w:val="right" w:pos="9026"/>
         </w:tabs>
-        <w:spacing w:after="0" w:before="60"/>
+        <w:spacing w:after="0" w:before="40"/>
       </w:pPr>
       <w:r>
         <w:rPr>
@@ -692,7 +795,7 @@
         </w:rPr>
         <w:t xml:space="preserve">ReactJS · Node.js · Google Maps API  ·  </w:t>
       </w:r>
-      <w:hyperlink w:history="1" r:id="rId2tpwhjzn-ei7ezs04qid_">
+      <w:hyperlink w:history="1" r:id="rIdzq85xn13w55ka6q8zewak">
         <w:r>
           <w:rPr>
             <w:rFonts w:ascii="Calibri" w:cs="Calibri" w:eastAsia="Calibri" w:hAnsi="Calibri"/>
@@ -712,7 +815,7 @@
           <w:ilvl w:val="0"/>
           <w:numId w:val="2"/>
         </w:numPr>
-        <w:spacing w:after="0" w:before="0" w:line="240"/>
+        <w:spacing w:after="2" w:before="2" w:line="240"/>
       </w:pPr>
       <w:r>
         <w:rPr>
@@ -730,7 +833,7 @@
           <w:ilvl w:val="0"/>
           <w:numId w:val="2"/>
         </w:numPr>
-        <w:spacing w:after="0" w:before="0" w:line="240"/>
+        <w:spacing w:after="2" w:before="2" w:line="240"/>
       </w:pPr>
       <w:r>
         <w:rPr>
@@ -746,7 +849,7 @@
         <w:tabs>
           <w:tab w:val="right" w:pos="9026"/>
         </w:tabs>
-        <w:spacing w:after="0" w:before="60"/>
+        <w:spacing w:after="0" w:before="40"/>
       </w:pPr>
       <w:r>
         <w:rPr>
@@ -813,7 +916,7 @@
         </w:rPr>
         <w:t xml:space="preserve">HTML5 · CSS3 · JavaScript  ·  </w:t>
       </w:r>
-      <w:hyperlink w:history="1" r:id="rId-obehohgdcannq27ys28j">
+      <w:hyperlink w:history="1" r:id="rIdqucwzovtapzkf9ahaz397">
         <w:r>
           <w:rPr>
             <w:rFonts w:ascii="Calibri" w:cs="Calibri" w:eastAsia="Calibri" w:hAnsi="Calibri"/>
@@ -833,7 +936,7 @@
           <w:ilvl w:val="0"/>
           <w:numId w:val="2"/>
         </w:numPr>
-        <w:spacing w:after="0" w:before="0" w:line="240"/>
+        <w:spacing w:after="2" w:before="2" w:line="240"/>
       </w:pPr>
       <w:r>
         <w:rPr>
@@ -851,7 +954,7 @@
           <w:ilvl w:val="0"/>
           <w:numId w:val="2"/>
         </w:numPr>
-        <w:spacing w:after="0" w:before="0" w:line="240"/>
+        <w:spacing w:after="2" w:before="2" w:line="240"/>
       </w:pPr>
       <w:r>
         <w:rPr>
@@ -867,7 +970,7 @@
         <w:pBdr>
           <w:bottom w:val="single" w:color="999999" w:sz="6" w:space="1"/>
         </w:pBdr>
-        <w:spacing w:after="30" w:before="100"/>
+        <w:spacing w:after="20" w:before="75"/>
       </w:pPr>
       <w:r>
         <w:rPr>
@@ -887,7 +990,7 @@
         <w:tabs>
           <w:tab w:val="right" w:pos="9026"/>
         </w:tabs>
-        <w:spacing w:after="0" w:before="60"/>
+        <w:spacing w:after="0" w:before="40"/>
       </w:pPr>
       <w:r>
         <w:rPr>
@@ -952,15 +1055,15 @@
           <w:ilvl w:val="0"/>
           <w:numId w:val="2"/>
         </w:numPr>
-        <w:spacing w:after="0" w:before="0" w:line="240"/>
-      </w:pPr>
-      <w:r>
-        <w:rPr>
-          <w:rFonts w:ascii="Calibri" w:cs="Calibri" w:eastAsia="Calibri" w:hAnsi="Calibri"/>
-          <w:sz w:val="20"/>
-          <w:szCs w:val="20"/>
-        </w:rPr>
-        <w:t xml:space="preserve">Maintain and audit the company-wide ERP system, ensuring data integrity and operational accuracy across departments.</w:t>
+        <w:spacing w:after="2" w:before="2" w:line="240"/>
+      </w:pPr>
+      <w:r>
+        <w:rPr>
+          <w:rFonts w:ascii="Calibri" w:cs="Calibri" w:eastAsia="Calibri" w:hAnsi="Calibri"/>
+          <w:sz w:val="20"/>
+          <w:szCs w:val="20"/>
+        </w:rPr>
+        <w:t xml:space="preserve">Designed and shipped the company corporate website (3h.life) on Shopify, hand-writing all custom Liquid templates from scratch.</w:t>
       </w:r>
     </w:p>
     <w:p>
@@ -970,15 +1073,15 @@
           <w:ilvl w:val="0"/>
           <w:numId w:val="2"/>
         </w:numPr>
-        <w:spacing w:after="0" w:before="0" w:line="240"/>
-      </w:pPr>
-      <w:r>
-        <w:rPr>
-          <w:rFonts w:ascii="Calibri" w:cs="Calibri" w:eastAsia="Calibri" w:hAnsi="Calibri"/>
-          <w:sz w:val="20"/>
-          <w:szCs w:val="20"/>
-        </w:rPr>
-        <w:t xml:space="preserve">Build internal documentation, system updates, and reporting workflows that reduce manual coordination overhead.</w:t>
+        <w:spacing w:after="2" w:before="2" w:line="240"/>
+      </w:pPr>
+      <w:r>
+        <w:rPr>
+          <w:rFonts w:ascii="Calibri" w:cs="Calibri" w:eastAsia="Calibri" w:hAnsi="Calibri"/>
+          <w:sz w:val="20"/>
+          <w:szCs w:val="20"/>
+        </w:rPr>
+        <w:t xml:space="preserve">Maintain and audit the company-wide ERP system, ensuring data integrity and operational accuracy across departments.</w:t>
       </w:r>
     </w:p>
     <w:p>
@@ -988,7 +1091,25 @@
           <w:ilvl w:val="0"/>
           <w:numId w:val="2"/>
         </w:numPr>
-        <w:spacing w:after="0" w:before="0" w:line="240"/>
+        <w:spacing w:after="2" w:before="2" w:line="240"/>
+      </w:pPr>
+      <w:r>
+        <w:rPr>
+          <w:rFonts w:ascii="Calibri" w:cs="Calibri" w:eastAsia="Calibri" w:hAnsi="Calibri"/>
+          <w:sz w:val="20"/>
+          <w:szCs w:val="20"/>
+        </w:rPr>
+        <w:t xml:space="preserve">Build internal documentation, system updates, and reporting workflows that reduce manual coordination overhead.</w:t>
+      </w:r>
+    </w:p>
+    <w:p>
+      <w:pPr>
+        <w:pStyle w:val="ListParagraph"/>
+        <w:numPr>
+          <w:ilvl w:val="0"/>
+          <w:numId w:val="2"/>
+        </w:numPr>
+        <w:spacing w:after="2" w:before="2" w:line="240"/>
       </w:pPr>
       <w:r>
         <w:rPr>
@@ -1004,7 +1125,7 @@
         <w:pBdr>
           <w:bottom w:val="single" w:color="999999" w:sz="6" w:space="1"/>
         </w:pBdr>
-        <w:spacing w:after="30" w:before="100"/>
+        <w:spacing w:after="20" w:before="75"/>
       </w:pPr>
       <w:r>
         <w:rPr>
@@ -1024,7 +1145,7 @@
         <w:tabs>
           <w:tab w:val="right" w:pos="9026"/>
         </w:tabs>
-        <w:spacing w:after="0" w:before="60"/>
+        <w:spacing w:after="0" w:before="40"/>
       </w:pPr>
       <w:r>
         <w:rPr>
@@ -1079,7 +1200,7 @@
         <w:tabs>
           <w:tab w:val="right" w:pos="9026"/>
         </w:tabs>
-        <w:spacing w:after="0" w:before="60"/>
+        <w:spacing w:after="0" w:before="40"/>
       </w:pPr>
       <w:r>
         <w:rPr>
@@ -1131,7 +1252,7 @@
     </w:p>
     <w:sectPr>
       <w:pgSz w:w="12240" w:h="15840" w:orient="portrait"/>
-      <w:pgMar w:top="540" w:right="1008" w:bottom="540" w:left="1008" w:header="708" w:footer="708" w:gutter="0"/>
+      <w:pgMar w:top="400" w:right="1080" w:bottom="400" w:left="1080" w:header="708" w:footer="708" w:gutter="0"/>
       <w:pgNumType/>
       <w:docGrid w:linePitch="360"/>
     </w:sectPr>

--- a/Kevin_Xu_Resume.docx
+++ b/Kevin_Xu_Resume.docx
@@ -31,7 +31,7 @@
           <w:sz w:val="22"/>
           <w:szCs w:val="22"/>
         </w:rPr>
-        <w:t xml:space="preserve">Software Engineer  ·  Mobile &amp; Full-Stack Developer</w:t>
+        <w:t xml:space="preserve">Software Engineer  ·  Full-Stack Developer</w:t>
       </w:r>
     </w:p>
     <w:p>
@@ -55,7 +55,7 @@
         </w:rPr>
         <w:t xml:space="preserve">321-332-5472  ·  </w:t>
       </w:r>
-      <w:hyperlink w:history="1" r:id="rIdync-v2cs14bo9vsdveee0">
+      <w:hyperlink w:history="1" r:id="rIdulnnwaeyybvmkyoyehtzh">
         <w:r>
           <w:rPr>
             <w:rFonts w:ascii="Calibri" w:cs="Calibri" w:eastAsia="Calibri" w:hAnsi="Calibri"/>
@@ -86,7 +86,7 @@
         </w:rPr>
         <w:t xml:space="preserve">Portfolio: </w:t>
       </w:r>
-      <w:hyperlink w:history="1" r:id="rIdpgvn7sinsh805ad6zylpz">
+      <w:hyperlink w:history="1" r:id="rIdbbhjjuelqktdln4cwkfj0">
         <w:r>
           <w:rPr>
             <w:rFonts w:ascii="Calibri" w:cs="Calibri" w:eastAsia="Calibri" w:hAnsi="Calibri"/>
@@ -104,7 +104,7 @@
         <w:spacing w:after="80"/>
         <w:jc w:val="center"/>
       </w:pPr>
-      <w:hyperlink w:history="1" r:id="rId1eahvphsd3oivwhloyk_n">
+      <w:hyperlink w:history="1" r:id="rId6env8hb4sl4-8_ornzpvk">
         <w:r>
           <w:rPr>
             <w:rFonts w:ascii="Calibri" w:cs="Calibri" w:eastAsia="Calibri" w:hAnsi="Calibri"/>
@@ -124,7 +124,7 @@
         </w:rPr>
         <w:t xml:space="preserve">  ·  </w:t>
       </w:r>
-      <w:hyperlink w:history="1" r:id="rIdmxaahonteggkv97xq2ilu">
+      <w:hyperlink w:history="1" r:id="rIdkmvnckiru7ljb9bqrmygo">
         <w:r>
           <w:rPr>
             <w:rFonts w:ascii="Calibri" w:cs="Calibri" w:eastAsia="Calibri" w:hAnsi="Calibri"/>
@@ -167,7 +167,7 @@
           <w:sz w:val="20"/>
           <w:szCs w:val="20"/>
         </w:rPr>
-        <w:t xml:space="preserve">Software engineer with a B.S. in Computer Science from UCF and hands-on experience across mobile, frontend, and full-stack development. Skilled in React Native, Flutter, ReactJS, and Node.js — converting Figma designs into production-ready interfaces, integrating REST APIs, and shipping end-to-end features. Currently maintaining ERP data integrity at a pharmaceutical company while independently architecting SenYu, a C2C marketplace mobile app.</w:t>
+        <w:t xml:space="preserve">Software engineer with a B.S. in Computer Science from UCF and hands-on experience in full-stack web development. Skilled in ReactJS, Node.js, Express, and MongoDB — converting Figma designs into production-ready interfaces, integrating REST APIs, and shipping end-to-end features. Currently maintaining ERP data integrity at a pharmaceutical company while independently architecting SenYu, a C2C marketplace website.</w:t>
       </w:r>
     </w:p>
     <w:p>
@@ -253,7 +253,7 @@
           <w:sz w:val="20"/>
           <w:szCs w:val="20"/>
         </w:rPr>
-        <w:t xml:space="preserve">React Native, Flutter, ReactJS, Node.js, Express, Expo</w:t>
+        <w:t xml:space="preserve">ReactJS, Node.js, Express, React Native, Flutter, Expo</w:t>
       </w:r>
     </w:p>
     <w:p>
@@ -412,9 +412,9 @@
           <w:sz w:val="20"/>
           <w:szCs w:val="20"/>
         </w:rPr>
-        <w:t xml:space="preserve">React Native · Expo · MongoDB Atlas · Node.js  ·  </w:t>
-      </w:r>
-      <w:hyperlink w:history="1" r:id="rIdoz5zmvkxlhgehjkz8ismc">
+        <w:t xml:space="preserve">React · Node.js · Express · MongoDB · Stripe · Socket.IO · Claude AI  ·  </w:t>
+      </w:r>
+      <w:hyperlink w:history="1" r:id="rIdoq0l7hhyswzbhs0uis_kx">
         <w:r>
           <w:rPr>
             <w:rFonts w:ascii="Calibri" w:cs="Calibri" w:eastAsia="Calibri" w:hAnsi="Calibri"/>
@@ -442,7 +442,7 @@
           <w:sz w:val="20"/>
           <w:szCs w:val="20"/>
         </w:rPr>
-        <w:t xml:space="preserve">Architecting a cross-platform C2C marketplace for premium secondhand badminton equipment from scratch — full product ownership from concept to launch roadmap.</w:t>
+        <w:t xml:space="preserve">Architecting a C2C marketplace website for premium secondhand badminton equipment from scratch — full product ownership from concept to launch roadmap.</w:t>
       </w:r>
     </w:p>
     <w:p>
@@ -460,7 +460,7 @@
           <w:sz w:val="20"/>
           <w:szCs w:val="20"/>
         </w:rPr>
-        <w:t xml:space="preserve">Designed database schemas, real-time listings, user authentication, and a mobile-first UI tuned for serious players.</w:t>
+        <w:t xml:space="preserve">Designed database schemas, real-time listings, user authentication, and a responsive UI tuned for serious players.</w:t>
       </w:r>
     </w:p>
     <w:p>
@@ -535,7 +535,7 @@
         </w:rPr>
         <w:t xml:space="preserve">Shopify · Liquid · HTML5 · CSS3 · JavaScript  ·  </w:t>
       </w:r>
-      <w:hyperlink w:history="1" r:id="rIdhteai8dl7muhgxzxzaw1i">
+      <w:hyperlink w:history="1" r:id="rId9bp5xb9ejaod-8ku2bfgm">
         <w:r>
           <w:rPr>
             <w:rFonts w:ascii="Calibri" w:cs="Calibri" w:eastAsia="Calibri" w:hAnsi="Calibri"/>
@@ -581,7 +581,7 @@
           <w:sz w:val="20"/>
           <w:szCs w:val="20"/>
         </w:rPr>
-        <w:t xml:space="preserve">Hand-wrote every Liquid template and self-designed the page layouts from scratch — no third-party themes or apps.</w:t>
+        <w:t xml:space="preserve">Self-designed every page layout and shipped fully custom Liquid templates — no third-party themes or apps.</w:t>
       </w:r>
     </w:p>
     <w:p>
@@ -656,7 +656,7 @@
         </w:rPr>
         <w:t xml:space="preserve">Flutter · Firebase · Google Maps API  ·  </w:t>
       </w:r>
-      <w:hyperlink w:history="1" r:id="rIdojt9eiifamep5yrizawl8">
+      <w:hyperlink w:history="1" r:id="rIdkwdcc7fjm7zli4qze69sw">
         <w:r>
           <w:rPr>
             <w:rFonts w:ascii="Calibri" w:cs="Calibri" w:eastAsia="Calibri" w:hAnsi="Calibri"/>
@@ -795,7 +795,7 @@
         </w:rPr>
         <w:t xml:space="preserve">ReactJS · Node.js · Google Maps API  ·  </w:t>
       </w:r>
-      <w:hyperlink w:history="1" r:id="rIdzq85xn13w55ka6q8zewak">
+      <w:hyperlink w:history="1" r:id="rId-3hi0mki9guwodfvbwgbu">
         <w:r>
           <w:rPr>
             <w:rFonts w:ascii="Calibri" w:cs="Calibri" w:eastAsia="Calibri" w:hAnsi="Calibri"/>
@@ -916,7 +916,7 @@
         </w:rPr>
         <w:t xml:space="preserve">HTML5 · CSS3 · JavaScript  ·  </w:t>
       </w:r>
-      <w:hyperlink w:history="1" r:id="rIdqucwzovtapzkf9ahaz397">
+      <w:hyperlink w:history="1" r:id="rId273aohxveahalbuw4btpx">
         <w:r>
           <w:rPr>
             <w:rFonts w:ascii="Calibri" w:cs="Calibri" w:eastAsia="Calibri" w:hAnsi="Calibri"/>
@@ -962,7 +962,7 @@
           <w:sz w:val="20"/>
           <w:szCs w:val="20"/>
         </w:rPr>
-        <w:t xml:space="preserve">Implemented form validation and collaborated with backend team for data integration.</w:t>
+        <w:t xml:space="preserve">Wrote JavaScript form validation; integrated with team-built backend via HTML form actions.</w:t>
       </w:r>
     </w:p>
     <w:p>
@@ -1063,7 +1063,7 @@
           <w:sz w:val="20"/>
           <w:szCs w:val="20"/>
         </w:rPr>
-        <w:t xml:space="preserve">Designed and shipped the company corporate website (3h.life) on Shopify, hand-writing all custom Liquid templates from scratch.</w:t>
+        <w:t xml:space="preserve">Designed and shipped the company corporate website (3h.life) on Shopify, building every page with custom Liquid templates.</w:t>
       </w:r>
     </w:p>
     <w:p>
